--- a/reports/AI-Use-Policy-Template-brand-fonts.docx
+++ b/reports/AI-Use-Policy-Template-brand-fonts.docx
@@ -4,15 +4,75 @@
   <w:body>
     <w:p>
       <w:pPr>
-        <w:spacing w:after="0" w:before="1600"/>
-      </w:pPr>
+        <w:spacing w:after="0" w:before="1920"/>
+      </w:pPr>
+    </w:p>
+    <w:p>
+      <w:pPr>
+        <w:spacing w:after="280" w:before="160"/>
+      </w:pPr>
+      <w:r>
+        <w:rPr>
+          <w:rFonts w:ascii="Chillax" w:cs="Chillax" w:eastAsia="Chillax" w:hAnsi="Chillax"/>
+          <w:b/>
+          <w:bCs/>
+          <w:color w:val="2D35C9"/>
+          <w:sz w:val="76"/>
+          <w:szCs w:val="76"/>
+        </w:rPr>
+        <w:t xml:space="preserve">AI Use Policy</w:t>
+      </w:r>
+    </w:p>
+    <w:p>
+      <w:pPr>
+        <w:spacing w:after="220"/>
+      </w:pPr>
+      <w:r>
+        <w:rPr>
+          <w:rFonts w:ascii="Plus Jakarta Sans" w:cs="Plus Jakarta Sans" w:eastAsia="Plus Jakarta Sans" w:hAnsi="Plus Jakarta Sans"/>
+          <w:color w:val="1A1510"/>
+          <w:sz w:val="26"/>
+          <w:szCs w:val="26"/>
+        </w:rPr>
+        <w:t xml:space="preserve">A template for charity, cultural and heritage organisations</w:t>
+      </w:r>
+    </w:p>
+    <w:p>
+      <w:pPr>
+        <w:spacing w:after="400"/>
+      </w:pPr>
+      <w:r>
+        <w:rPr>
+          <w:rFonts w:ascii="Plus Jakarta Sans" w:cs="Plus Jakarta Sans" w:eastAsia="Plus Jakarta Sans" w:hAnsi="Plus Jakarta Sans"/>
+          <w:i/>
+          <w:iCs/>
+          <w:color w:val="9A8F82"/>
+          <w:sz w:val="21"/>
+          <w:szCs w:val="21"/>
+        </w:rPr>
+        <w:t xml:space="preserve">Free to use, free to adapt, and written to be argued with.</w:t>
+      </w:r>
+    </w:p>
+    <w:p>
+      <w:pPr>
+        <w:spacing w:after="320"/>
+      </w:pPr>
+      <w:r>
+        <w:rPr>
+          <w:rFonts w:ascii="Plus Jakarta Sans" w:cs="Plus Jakarta Sans" w:eastAsia="Plus Jakarta Sans" w:hAnsi="Plus Jakarta Sans"/>
+          <w:color w:val="2D35C9"/>
+          <w:sz w:val="19"/>
+          <w:szCs w:val="19"/>
+        </w:rPr>
+        <w:t>Last checked against UK law and ICO guidance on 25 August 2026</w:t>
+      </w:r>
     </w:p>
     <w:p>
       <w:pPr>
         <w:pBdr>
           <w:bottom w:val="single" w:color="C8F04A" w:sz="24"/>
         </w:pBdr>
-        <w:spacing w:after="0"/>
+        <w:spacing w:after="2600"/>
       </w:pPr>
       <w:r>
         <w:rPr>
@@ -24,67 +84,7 @@
     </w:p>
     <w:p>
       <w:pPr>
-        <w:spacing w:after="80" w:before="420"/>
-      </w:pPr>
-      <w:r>
-        <w:rPr>
-          <w:rFonts w:ascii="Chillax" w:cs="Chillax" w:eastAsia="Chillax" w:hAnsi="Chillax"/>
-          <w:b/>
-          <w:bCs/>
-          <w:color w:val="2D35C9"/>
-          <w:sz w:val="76"/>
-          <w:szCs w:val="76"/>
-        </w:rPr>
-        <w:t xml:space="preserve">AI Use Policy</w:t>
-      </w:r>
-    </w:p>
-    <w:p>
-      <w:pPr>
-        <w:spacing w:after="60"/>
-      </w:pPr>
-      <w:r>
-        <w:rPr>
-          <w:rFonts w:ascii="Plus Jakarta Sans" w:cs="Plus Jakarta Sans" w:eastAsia="Plus Jakarta Sans" w:hAnsi="Plus Jakarta Sans"/>
-          <w:color w:val="1A1510"/>
-          <w:sz w:val="26"/>
-          <w:szCs w:val="26"/>
-        </w:rPr>
-        <w:t xml:space="preserve">A template for charity, cultural and heritage organisations</w:t>
-      </w:r>
-    </w:p>
-    <w:p>
-      <w:pPr>
-        <w:spacing w:after="200"/>
-      </w:pPr>
-      <w:r>
-        <w:rPr>
-          <w:rFonts w:ascii="Plus Jakarta Sans" w:cs="Plus Jakarta Sans" w:eastAsia="Plus Jakarta Sans" w:hAnsi="Plus Jakarta Sans"/>
-          <w:i/>
-          <w:iCs/>
-          <w:color w:val="9A8F82"/>
-          <w:sz w:val="21"/>
-          <w:szCs w:val="21"/>
-        </w:rPr>
-        <w:t xml:space="preserve">Free to use, free to adapt, and written to be argued with.</w:t>
-      </w:r>
-    </w:p>
-    <w:p>
-      <w:pPr>
-        <w:spacing w:after="3000"/>
-      </w:pPr>
-      <w:r>
-        <w:rPr>
-          <w:rFonts w:ascii="Plus Jakarta Sans" w:cs="Plus Jakarta Sans" w:eastAsia="Plus Jakarta Sans" w:hAnsi="Plus Jakarta Sans"/>
-          <w:color w:val="2D35C9"/>
-          <w:sz w:val="19"/>
-          <w:szCs w:val="19"/>
-        </w:rPr>
-        <w:t xml:space="preserve">Template v1.0  ·  Last checked against UK law and ICO guidance on 25 August 2026</w:t>
-      </w:r>
-    </w:p>
-    <w:p>
-      <w:pPr>
-        <w:spacing w:after="20"/>
+        <w:spacing w:after="80"/>
       </w:pPr>
       <w:r>
         <w:rPr>
@@ -100,7 +100,7 @@
     </w:p>
     <w:p>
       <w:pPr>
-        <w:spacing w:after="20"/>
+        <w:spacing w:after="100"/>
       </w:pPr>
       <w:r>
         <w:rPr>
@@ -138,7 +138,7 @@
       </w:pPr>
       <w:r>
         <w:rPr>
-          <w:rFonts w:ascii="Chillax" w:cs="Chillax" w:eastAsia="Chillax" w:hAnsi="Chillax"/>
+          <w:rFonts w:ascii="Plus Jakarta Sans" w:cs="Plus Jakarta Sans" w:eastAsia="Plus Jakarta Sans" w:hAnsi="Plus Jakarta Sans"/>
           <w:b/>
           <w:bCs/>
           <w:color w:val="2D35C9"/>
@@ -211,7 +211,7 @@
       </w:pPr>
       <w:r>
         <w:rPr>
-          <w:rFonts w:ascii="Chillax" w:cs="Chillax" w:eastAsia="Chillax" w:hAnsi="Chillax"/>
+          <w:rFonts w:ascii="Plus Jakarta Sans" w:cs="Plus Jakarta Sans" w:eastAsia="Plus Jakarta Sans" w:hAnsi="Plus Jakarta Sans"/>
           <w:b/>
           <w:bCs/>
           <w:color w:val="2D35C9"/>
@@ -280,7 +280,7 @@
           <w:ilvl w:val="0"/>
           <w:numId w:val="2"/>
         </w:numPr>
-        <w:spacing w:after="90" w:line="320"/>
+        <w:spacing w:after="140" w:line="320"/>
       </w:pPr>
       <w:r>
         <w:rPr>
@@ -313,7 +313,7 @@
       </w:pPr>
       <w:r>
         <w:rPr>
-          <w:rFonts w:ascii="Chillax" w:cs="Chillax" w:eastAsia="Chillax" w:hAnsi="Chillax"/>
+          <w:rFonts w:ascii="Plus Jakarta Sans" w:cs="Plus Jakarta Sans" w:eastAsia="Plus Jakarta Sans" w:hAnsi="Plus Jakarta Sans"/>
           <w:b/>
           <w:bCs/>
           <w:color w:val="2D35C9"/>
@@ -462,7 +462,7 @@
       </w:pPr>
       <w:r>
         <w:rPr>
-          <w:rFonts w:ascii="Chillax" w:cs="Chillax" w:eastAsia="Chillax" w:hAnsi="Chillax"/>
+          <w:rFonts w:ascii="Plus Jakarta Sans" w:cs="Plus Jakarta Sans" w:eastAsia="Plus Jakarta Sans" w:hAnsi="Plus Jakarta Sans"/>
           <w:b/>
           <w:bCs/>
           <w:color w:val="2D35C9"/>
@@ -474,20 +474,13 @@
     </w:p>
     <w:p>
       <w:pPr>
+        <w:pStyle w:val="ListParagraph"/>
+        <w:numPr>
+          <w:ilvl w:val="0"/>
+          <w:numId w:val="4"/>
+        </w:numPr>
         <w:spacing w:after="90" w:line="320"/>
-        <w:ind w:left="400" w:hanging="400"/>
-      </w:pPr>
-      <w:r>
-        <w:rPr>
-          <w:rFonts w:ascii="Plus Jakarta Sans" w:cs="Plus Jakarta Sans" w:eastAsia="Plus Jakarta Sans" w:hAnsi="Plus Jakarta Sans"/>
-          <w:b/>
-          <w:bCs/>
-          <w:color w:val="2D35C9"/>
-          <w:sz w:val="21"/>
-          <w:szCs w:val="21"/>
-        </w:rPr>
-        <w:t xml:space="preserve">1.  </w:t>
-      </w:r>
+      </w:pPr>
       <w:r>
         <w:rPr>
           <w:rFonts w:ascii="Plus Jakarta Sans" w:cs="Plus Jakarta Sans" w:eastAsia="Plus Jakarta Sans" w:hAnsi="Plus Jakarta Sans"/>
@@ -511,20 +504,13 @@
     </w:p>
     <w:p>
       <w:pPr>
+        <w:pStyle w:val="ListParagraph"/>
+        <w:numPr>
+          <w:ilvl w:val="0"/>
+          <w:numId w:val="4"/>
+        </w:numPr>
         <w:spacing w:after="90" w:line="320"/>
-        <w:ind w:left="400" w:hanging="400"/>
-      </w:pPr>
-      <w:r>
-        <w:rPr>
-          <w:rFonts w:ascii="Plus Jakarta Sans" w:cs="Plus Jakarta Sans" w:eastAsia="Plus Jakarta Sans" w:hAnsi="Plus Jakarta Sans"/>
-          <w:b/>
-          <w:bCs/>
-          <w:color w:val="2D35C9"/>
-          <w:sz w:val="21"/>
-          <w:szCs w:val="21"/>
-        </w:rPr>
-        <w:t xml:space="preserve">2.  </w:t>
-      </w:r>
+      </w:pPr>
       <w:r>
         <w:rPr>
           <w:rFonts w:ascii="Plus Jakarta Sans" w:cs="Plus Jakarta Sans" w:eastAsia="Plus Jakarta Sans" w:hAnsi="Plus Jakarta Sans"/>
@@ -548,20 +534,13 @@
     </w:p>
     <w:p>
       <w:pPr>
+        <w:pStyle w:val="ListParagraph"/>
+        <w:numPr>
+          <w:ilvl w:val="0"/>
+          <w:numId w:val="4"/>
+        </w:numPr>
         <w:spacing w:after="90" w:line="320"/>
-        <w:ind w:left="400" w:hanging="400"/>
-      </w:pPr>
-      <w:r>
-        <w:rPr>
-          <w:rFonts w:ascii="Plus Jakarta Sans" w:cs="Plus Jakarta Sans" w:eastAsia="Plus Jakarta Sans" w:hAnsi="Plus Jakarta Sans"/>
-          <w:b/>
-          <w:bCs/>
-          <w:color w:val="2D35C9"/>
-          <w:sz w:val="21"/>
-          <w:szCs w:val="21"/>
-        </w:rPr>
-        <w:t xml:space="preserve">3.  </w:t>
-      </w:r>
+      </w:pPr>
       <w:r>
         <w:rPr>
           <w:rFonts w:ascii="Plus Jakarta Sans" w:cs="Plus Jakarta Sans" w:eastAsia="Plus Jakarta Sans" w:hAnsi="Plus Jakarta Sans"/>
@@ -585,20 +564,13 @@
     </w:p>
     <w:p>
       <w:pPr>
+        <w:pStyle w:val="ListParagraph"/>
+        <w:numPr>
+          <w:ilvl w:val="0"/>
+          <w:numId w:val="4"/>
+        </w:numPr>
         <w:spacing w:after="90" w:line="320"/>
-        <w:ind w:left="400" w:hanging="400"/>
-      </w:pPr>
-      <w:r>
-        <w:rPr>
-          <w:rFonts w:ascii="Plus Jakarta Sans" w:cs="Plus Jakarta Sans" w:eastAsia="Plus Jakarta Sans" w:hAnsi="Plus Jakarta Sans"/>
-          <w:b/>
-          <w:bCs/>
-          <w:color w:val="2D35C9"/>
-          <w:sz w:val="21"/>
-          <w:szCs w:val="21"/>
-        </w:rPr>
-        <w:t xml:space="preserve">4.  </w:t>
-      </w:r>
+      </w:pPr>
       <w:r>
         <w:rPr>
           <w:rFonts w:ascii="Plus Jakarta Sans" w:cs="Plus Jakarta Sans" w:eastAsia="Plus Jakarta Sans" w:hAnsi="Plus Jakarta Sans"/>
@@ -622,20 +594,13 @@
     </w:p>
     <w:p>
       <w:pPr>
-        <w:spacing w:after="90" w:line="320"/>
-        <w:ind w:left="400" w:hanging="400"/>
-      </w:pPr>
-      <w:r>
-        <w:rPr>
-          <w:rFonts w:ascii="Plus Jakarta Sans" w:cs="Plus Jakarta Sans" w:eastAsia="Plus Jakarta Sans" w:hAnsi="Plus Jakarta Sans"/>
-          <w:b/>
-          <w:bCs/>
-          <w:color w:val="2D35C9"/>
-          <w:sz w:val="21"/>
-          <w:szCs w:val="21"/>
-        </w:rPr>
-        <w:t xml:space="preserve">5.  </w:t>
-      </w:r>
+        <w:pStyle w:val="ListParagraph"/>
+        <w:numPr>
+          <w:ilvl w:val="0"/>
+          <w:numId w:val="4"/>
+        </w:numPr>
+        <w:spacing w:after="140" w:line="320"/>
+      </w:pPr>
       <w:r>
         <w:rPr>
           <w:rFonts w:ascii="Plus Jakarta Sans" w:cs="Plus Jakarta Sans" w:eastAsia="Plus Jakarta Sans" w:hAnsi="Plus Jakarta Sans"/>
@@ -678,7 +643,7 @@
       </w:pPr>
       <w:r>
         <w:rPr>
-          <w:rFonts w:ascii="Chillax" w:cs="Chillax" w:eastAsia="Chillax" w:hAnsi="Chillax"/>
+          <w:rFonts w:ascii="Plus Jakarta Sans" w:cs="Plus Jakarta Sans" w:eastAsia="Plus Jakarta Sans" w:hAnsi="Plus Jakarta Sans"/>
           <w:b/>
           <w:bCs/>
           <w:color w:val="2D35C9"/>
@@ -784,7 +749,7 @@
       </w:pPr>
       <w:r>
         <w:rPr>
-          <w:rFonts w:ascii="Chillax" w:cs="Chillax" w:eastAsia="Chillax" w:hAnsi="Chillax"/>
+          <w:rFonts w:ascii="Plus Jakarta Sans" w:cs="Plus Jakarta Sans" w:eastAsia="Plus Jakarta Sans" w:hAnsi="Plus Jakarta Sans"/>
           <w:b/>
           <w:bCs/>
           <w:color w:val="2D35C9"/>
@@ -928,7 +893,7 @@
           <w:ilvl w:val="0"/>
           <w:numId w:val="2"/>
         </w:numPr>
-        <w:spacing w:after="90" w:line="320"/>
+        <w:spacing w:after="140" w:line="320"/>
       </w:pPr>
       <w:r>
         <w:rPr>
@@ -997,7 +962,7 @@
       </w:pPr>
       <w:r>
         <w:rPr>
-          <w:rFonts w:ascii="Chillax" w:cs="Chillax" w:eastAsia="Chillax" w:hAnsi="Chillax"/>
+          <w:rFonts w:ascii="Plus Jakarta Sans" w:cs="Plus Jakarta Sans" w:eastAsia="Plus Jakarta Sans" w:hAnsi="Plus Jakarta Sans"/>
           <w:b/>
           <w:bCs/>
           <w:color w:val="2D35C9"/>
@@ -1037,7 +1002,7 @@
     </w:p>
     <w:p>
       <w:pPr>
-        <w:spacing w:after="140" w:line="320"/>
+        <w:spacing w:after="360" w:line="320" w:before="240"/>
       </w:pPr>
       <w:r>
         <w:rPr>
@@ -1399,12 +1364,7 @@
     </w:tbl>
     <w:p>
       <w:pPr>
-        <w:spacing w:after="200"/>
-      </w:pPr>
-    </w:p>
-    <w:p>
-      <w:pPr>
-        <w:spacing w:after="140" w:line="320"/>
+        <w:spacing w:after="140" w:line="320" w:before="360"/>
       </w:pPr>
       <w:r>
         <w:rPr>
@@ -1429,20 +1389,13 @@
     </w:p>
     <w:p>
       <w:pPr>
+        <w:pStyle w:val="ListParagraph"/>
+        <w:numPr>
+          <w:ilvl w:val="0"/>
+          <w:numId w:val="5"/>
+        </w:numPr>
         <w:spacing w:after="90" w:line="320"/>
-        <w:ind w:left="400" w:hanging="400"/>
-      </w:pPr>
-      <w:r>
-        <w:rPr>
-          <w:rFonts w:ascii="Plus Jakarta Sans" w:cs="Plus Jakarta Sans" w:eastAsia="Plus Jakarta Sans" w:hAnsi="Plus Jakarta Sans"/>
-          <w:b/>
-          <w:bCs/>
-          <w:color w:val="2D35C9"/>
-          <w:sz w:val="21"/>
-          <w:szCs w:val="21"/>
-        </w:rPr>
-        <w:t xml:space="preserve">1.  </w:t>
-      </w:r>
+      </w:pPr>
       <w:r>
         <w:rPr>
           <w:rFonts w:ascii="Plus Jakarta Sans" w:cs="Plus Jakarta Sans" w:eastAsia="Plus Jakarta Sans" w:hAnsi="Plus Jakarta Sans"/>
@@ -1466,20 +1419,13 @@
     </w:p>
     <w:p>
       <w:pPr>
+        <w:pStyle w:val="ListParagraph"/>
+        <w:numPr>
+          <w:ilvl w:val="0"/>
+          <w:numId w:val="5"/>
+        </w:numPr>
         <w:spacing w:after="90" w:line="320"/>
-        <w:ind w:left="400" w:hanging="400"/>
-      </w:pPr>
-      <w:r>
-        <w:rPr>
-          <w:rFonts w:ascii="Plus Jakarta Sans" w:cs="Plus Jakarta Sans" w:eastAsia="Plus Jakarta Sans" w:hAnsi="Plus Jakarta Sans"/>
-          <w:b/>
-          <w:bCs/>
-          <w:color w:val="2D35C9"/>
-          <w:sz w:val="21"/>
-          <w:szCs w:val="21"/>
-        </w:rPr>
-        <w:t xml:space="preserve">2.  </w:t>
-      </w:r>
+      </w:pPr>
       <w:r>
         <w:rPr>
           <w:rFonts w:ascii="Plus Jakarta Sans" w:cs="Plus Jakarta Sans" w:eastAsia="Plus Jakarta Sans" w:hAnsi="Plus Jakarta Sans"/>
@@ -1503,20 +1449,13 @@
     </w:p>
     <w:p>
       <w:pPr>
+        <w:pStyle w:val="ListParagraph"/>
+        <w:numPr>
+          <w:ilvl w:val="0"/>
+          <w:numId w:val="5"/>
+        </w:numPr>
         <w:spacing w:after="90" w:line="320"/>
-        <w:ind w:left="400" w:hanging="400"/>
-      </w:pPr>
-      <w:r>
-        <w:rPr>
-          <w:rFonts w:ascii="Plus Jakarta Sans" w:cs="Plus Jakarta Sans" w:eastAsia="Plus Jakarta Sans" w:hAnsi="Plus Jakarta Sans"/>
-          <w:b/>
-          <w:bCs/>
-          <w:color w:val="2D35C9"/>
-          <w:sz w:val="21"/>
-          <w:szCs w:val="21"/>
-        </w:rPr>
-        <w:t xml:space="preserve">3.  </w:t>
-      </w:r>
+      </w:pPr>
       <w:r>
         <w:rPr>
           <w:rFonts w:ascii="Plus Jakarta Sans" w:cs="Plus Jakarta Sans" w:eastAsia="Plus Jakarta Sans" w:hAnsi="Plus Jakarta Sans"/>
@@ -1540,97 +1479,109 @@
     </w:p>
     <w:p>
       <w:pPr>
+        <w:pStyle w:val="ListParagraph"/>
+        <w:numPr>
+          <w:ilvl w:val="0"/>
+          <w:numId w:val="5"/>
+        </w:numPr>
+        <w:spacing w:after="140" w:line="320"/>
+      </w:pPr>
+      <w:r>
+        <w:rPr>
+          <w:rFonts w:ascii="Plus Jakarta Sans" w:cs="Plus Jakarta Sans" w:eastAsia="Plus Jakarta Sans" w:hAnsi="Plus Jakarta Sans"/>
+          <w:b/>
+          <w:bCs/>
+          <w:color w:val="1A1510"/>
+          <w:sz w:val="21"/>
+          <w:szCs w:val="21"/>
+        </w:rPr>
+        <w:t xml:space="preserve">No AI tool at all.</w:t>
+      </w:r>
+      <w:r>
+        <w:rPr>
+          <w:rFonts w:ascii="Plus Jakarta Sans" w:cs="Plus Jakarta Sans" w:eastAsia="Plus Jakarta Sans" w:hAnsi="Plus Jakarta Sans"/>
+          <w:color w:val="1A1510"/>
+          <w:sz w:val="21"/>
+          <w:szCs w:val="21"/>
+        </w:rPr>
+        <w:t xml:space="preserve"> The correct answer for some categories. See section 7.</w:t>
+      </w:r>
+    </w:p>
+    <w:p>
+      <w:pPr>
+        <w:spacing w:after="140" w:line="320"/>
+      </w:pPr>
+      <w:r>
+        <w:rPr>
+          <w:rFonts w:ascii="Plus Jakarta Sans" w:cs="Plus Jakarta Sans" w:eastAsia="Plus Jakarta Sans" w:hAnsi="Plus Jakarta Sans"/>
+          <w:color w:val="1A1510"/>
+          <w:sz w:val="21"/>
+          <w:szCs w:val="21"/>
+        </w:rPr>
+        <w:t xml:space="preserve">If you do not know which position a tool sits in, it is not approved yet.</w:t>
+      </w:r>
+    </w:p>
+    <w:p>
+      <w:pPr>
+        <w:spacing w:after="140" w:line="320" w:before="240"/>
+      </w:pPr>
+      <w:r>
+        <w:rPr>
+          <w:rFonts w:ascii="Plus Jakarta Sans" w:cs="Plus Jakarta Sans" w:eastAsia="Plus Jakarta Sans" w:hAnsi="Plus Jakarta Sans"/>
+          <w:b/>
+          <w:bCs/>
+          <w:color w:val="1A1510"/>
+          <w:sz w:val="21"/>
+          <w:szCs w:val="21"/>
+        </w:rPr>
+        <w:t xml:space="preserve">What happens to what we put in</w:t>
+      </w:r>
+    </w:p>
+    <w:p>
+      <w:pPr>
+        <w:spacing w:after="140" w:line="320"/>
+      </w:pPr>
+      <w:r>
+        <w:rPr>
+          <w:rFonts w:ascii="Plus Jakarta Sans" w:cs="Plus Jakarta Sans" w:eastAsia="Plus Jakarta Sans" w:hAnsi="Plus Jakarta Sans"/>
+          <w:color w:val="1A1510"/>
+          <w:sz w:val="21"/>
+          <w:szCs w:val="21"/>
+        </w:rPr>
+        <w:t xml:space="preserve">A chat history is a record. Where it contains personal data, UK GDPR applies to it exactly as it applies to anything else we hold, including a subject access request.</w:t>
+      </w:r>
+    </w:p>
+    <w:p>
+      <w:pPr>
+        <w:spacing w:after="140" w:line="320"/>
+      </w:pPr>
+      <w:r>
+        <w:rPr>
+          <w:rFonts w:ascii="Plus Jakarta Sans" w:cs="Plus Jakarta Sans" w:eastAsia="Plus Jakarta Sans" w:hAnsi="Plus Jakarta Sans"/>
+          <w:color w:val="1A1510"/>
+          <w:sz w:val="21"/>
+          <w:szCs w:val="21"/>
+        </w:rPr>
+        <w:t xml:space="preserve">Most tools keep conversations indefinitely unless told otherwise. For every tool in the register, [NAME / ROLE] records where history is stored, what retention the tool lets us set, and who can delete it.</w:t>
+      </w:r>
+    </w:p>
+    <w:p>
+      <w:pPr>
+        <w:pStyle w:val="ListParagraph"/>
+        <w:numPr>
+          <w:ilvl w:val="0"/>
+          <w:numId w:val="2"/>
+        </w:numPr>
         <w:spacing w:after="90" w:line="320"/>
-        <w:ind w:left="400" w:hanging="400"/>
-      </w:pPr>
-      <w:r>
-        <w:rPr>
-          <w:rFonts w:ascii="Plus Jakarta Sans" w:cs="Plus Jakarta Sans" w:eastAsia="Plus Jakarta Sans" w:hAnsi="Plus Jakarta Sans"/>
-          <w:b/>
-          <w:bCs/>
-          <w:color w:val="2D35C9"/>
-          <w:sz w:val="21"/>
-          <w:szCs w:val="21"/>
-        </w:rPr>
-        <w:t xml:space="preserve">4.  </w:t>
-      </w:r>
-      <w:r>
-        <w:rPr>
-          <w:rFonts w:ascii="Plus Jakarta Sans" w:cs="Plus Jakarta Sans" w:eastAsia="Plus Jakarta Sans" w:hAnsi="Plus Jakarta Sans"/>
-          <w:b/>
-          <w:bCs/>
-          <w:color w:val="1A1510"/>
-          <w:sz w:val="21"/>
-          <w:szCs w:val="21"/>
-        </w:rPr>
-        <w:t xml:space="preserve">No AI tool at all.</w:t>
-      </w:r>
-      <w:r>
-        <w:rPr>
-          <w:rFonts w:ascii="Plus Jakarta Sans" w:cs="Plus Jakarta Sans" w:eastAsia="Plus Jakarta Sans" w:hAnsi="Plus Jakarta Sans"/>
-          <w:color w:val="1A1510"/>
-          <w:sz w:val="21"/>
-          <w:szCs w:val="21"/>
-        </w:rPr>
-        <w:t xml:space="preserve"> The correct answer for some categories. See section 7.</w:t>
-      </w:r>
-    </w:p>
-    <w:p>
-      <w:pPr>
-        <w:spacing w:after="140" w:line="320"/>
-      </w:pPr>
-      <w:r>
-        <w:rPr>
-          <w:rFonts w:ascii="Plus Jakarta Sans" w:cs="Plus Jakarta Sans" w:eastAsia="Plus Jakarta Sans" w:hAnsi="Plus Jakarta Sans"/>
-          <w:color w:val="1A1510"/>
-          <w:sz w:val="21"/>
-          <w:szCs w:val="21"/>
-        </w:rPr>
-        <w:t xml:space="preserve">If you do not know which position a tool sits in, it is not approved yet.</w:t>
-      </w:r>
-    </w:p>
-    <w:p>
-      <w:pPr>
-        <w:spacing w:after="140" w:line="320"/>
-      </w:pPr>
-      <w:r>
-        <w:rPr>
-          <w:rFonts w:ascii="Plus Jakarta Sans" w:cs="Plus Jakarta Sans" w:eastAsia="Plus Jakarta Sans" w:hAnsi="Plus Jakarta Sans"/>
-          <w:b/>
-          <w:bCs/>
-          <w:color w:val="1A1510"/>
-          <w:sz w:val="21"/>
-          <w:szCs w:val="21"/>
-        </w:rPr>
-        <w:t xml:space="preserve">What happens to what we put in</w:t>
-      </w:r>
-    </w:p>
-    <w:p>
-      <w:pPr>
-        <w:spacing w:after="140" w:line="320"/>
-      </w:pPr>
-      <w:r>
-        <w:rPr>
-          <w:rFonts w:ascii="Plus Jakarta Sans" w:cs="Plus Jakarta Sans" w:eastAsia="Plus Jakarta Sans" w:hAnsi="Plus Jakarta Sans"/>
-          <w:color w:val="1A1510"/>
-          <w:sz w:val="21"/>
-          <w:szCs w:val="21"/>
-        </w:rPr>
-        <w:t xml:space="preserve">A chat history is a record. Where it contains personal data, UK GDPR applies to it exactly as it applies to anything else we hold, including a subject access request.</w:t>
-      </w:r>
-    </w:p>
-    <w:p>
-      <w:pPr>
-        <w:spacing w:after="140" w:line="320"/>
-      </w:pPr>
-      <w:r>
-        <w:rPr>
-          <w:rFonts w:ascii="Plus Jakarta Sans" w:cs="Plus Jakarta Sans" w:eastAsia="Plus Jakarta Sans" w:hAnsi="Plus Jakarta Sans"/>
-          <w:color w:val="1A1510"/>
-          <w:sz w:val="21"/>
-          <w:szCs w:val="21"/>
-        </w:rPr>
-        <w:t xml:space="preserve">Most tools keep conversations indefinitely unless told otherwise. For every tool in the register, [NAME / ROLE] records where history is stored, what retention the tool lets us set, and who can delete it.</w:t>
+      </w:pPr>
+      <w:r>
+        <w:rPr>
+          <w:rFonts w:ascii="Plus Jakarta Sans" w:cs="Plus Jakarta Sans" w:eastAsia="Plus Jakarta Sans" w:hAnsi="Plus Jakarta Sans"/>
+          <w:color w:val="1A1510"/>
+          <w:sz w:val="21"/>
+          <w:szCs w:val="21"/>
+        </w:rPr>
+        <w:t xml:space="preserve">Set retention where the tool allows it. Where it does not, that counts against the tool at the gate.</w:t>
       </w:r>
     </w:p>
     <w:p>
@@ -1649,7 +1600,7 @@
           <w:sz w:val="21"/>
           <w:szCs w:val="21"/>
         </w:rPr>
-        <w:t xml:space="preserve">Set retention where the tool allows it. Where it does not, that counts against the tool at the gate.</w:t>
+        <w:t xml:space="preserve">Delete a conversation when the work it supported is finished, unless there is a reason to keep it. Write the reason down.</w:t>
       </w:r>
     </w:p>
     <w:p>
@@ -1659,26 +1610,7 @@
           <w:ilvl w:val="0"/>
           <w:numId w:val="2"/>
         </w:numPr>
-        <w:spacing w:after="90" w:line="320"/>
-      </w:pPr>
-      <w:r>
-        <w:rPr>
-          <w:rFonts w:ascii="Plus Jakarta Sans" w:cs="Plus Jakarta Sans" w:eastAsia="Plus Jakarta Sans" w:hAnsi="Plus Jakarta Sans"/>
-          <w:color w:val="1A1510"/>
-          <w:sz w:val="21"/>
-          <w:szCs w:val="21"/>
-        </w:rPr>
-        <w:t xml:space="preserve">Delete a conversation when the work it supported is finished, unless there is a reason to keep it. Write the reason down.</w:t>
-      </w:r>
-    </w:p>
-    <w:p>
-      <w:pPr>
-        <w:pStyle w:val="ListParagraph"/>
-        <w:numPr>
-          <w:ilvl w:val="0"/>
-          <w:numId w:val="2"/>
-        </w:numPr>
-        <w:spacing w:after="90" w:line="320"/>
+        <w:spacing w:after="140" w:line="320"/>
       </w:pPr>
       <w:r>
         <w:rPr>
@@ -1711,7 +1643,7 @@
       </w:pPr>
       <w:r>
         <w:rPr>
-          <w:rFonts w:ascii="Chillax" w:cs="Chillax" w:eastAsia="Chillax" w:hAnsi="Chillax"/>
+          <w:rFonts w:ascii="Plus Jakarta Sans" w:cs="Plus Jakarta Sans" w:eastAsia="Plus Jakarta Sans" w:hAnsi="Plus Jakarta Sans"/>
           <w:b/>
           <w:bCs/>
           <w:color w:val="2D35C9"/>
@@ -1946,7 +1878,7 @@
           <w:ilvl w:val="0"/>
           <w:numId w:val="2"/>
         </w:numPr>
-        <w:spacing w:after="90" w:line="320"/>
+        <w:spacing w:after="140" w:line="320"/>
       </w:pPr>
       <w:r>
         <w:rPr>
@@ -1979,7 +1911,7 @@
       </w:pPr>
       <w:r>
         <w:rPr>
-          <w:rFonts w:ascii="Chillax" w:cs="Chillax" w:eastAsia="Chillax" w:hAnsi="Chillax"/>
+          <w:rFonts w:ascii="Plus Jakarta Sans" w:cs="Plus Jakarta Sans" w:eastAsia="Plus Jakarta Sans" w:hAnsi="Plus Jakarta Sans"/>
           <w:b/>
           <w:bCs/>
           <w:color w:val="2D35C9"/>
@@ -2005,20 +1937,13 @@
     </w:p>
     <w:p>
       <w:pPr>
+        <w:pStyle w:val="ListParagraph"/>
+        <w:numPr>
+          <w:ilvl w:val="0"/>
+          <w:numId w:val="6"/>
+        </w:numPr>
         <w:spacing w:after="90" w:line="320"/>
-        <w:ind w:left="400" w:hanging="400"/>
-      </w:pPr>
-      <w:r>
-        <w:rPr>
-          <w:rFonts w:ascii="Plus Jakarta Sans" w:cs="Plus Jakarta Sans" w:eastAsia="Plus Jakarta Sans" w:hAnsi="Plus Jakarta Sans"/>
-          <w:b/>
-          <w:bCs/>
-          <w:color w:val="2D35C9"/>
-          <w:sz w:val="21"/>
-          <w:szCs w:val="21"/>
-        </w:rPr>
-        <w:t xml:space="preserve">1.  </w:t>
-      </w:r>
+      </w:pPr>
       <w:r>
         <w:rPr>
           <w:rFonts w:ascii="Plus Jakarta Sans" w:cs="Plus Jakarta Sans" w:eastAsia="Plus Jakarta Sans" w:hAnsi="Plus Jakarta Sans"/>
@@ -2042,20 +1967,13 @@
     </w:p>
     <w:p>
       <w:pPr>
+        <w:pStyle w:val="ListParagraph"/>
+        <w:numPr>
+          <w:ilvl w:val="0"/>
+          <w:numId w:val="6"/>
+        </w:numPr>
         <w:spacing w:after="90" w:line="320"/>
-        <w:ind w:left="400" w:hanging="400"/>
-      </w:pPr>
-      <w:r>
-        <w:rPr>
-          <w:rFonts w:ascii="Plus Jakarta Sans" w:cs="Plus Jakarta Sans" w:eastAsia="Plus Jakarta Sans" w:hAnsi="Plus Jakarta Sans"/>
-          <w:b/>
-          <w:bCs/>
-          <w:color w:val="2D35C9"/>
-          <w:sz w:val="21"/>
-          <w:szCs w:val="21"/>
-        </w:rPr>
-        <w:t xml:space="preserve">2.  </w:t>
-      </w:r>
+      </w:pPr>
       <w:r>
         <w:rPr>
           <w:rFonts w:ascii="Plus Jakarta Sans" w:cs="Plus Jakarta Sans" w:eastAsia="Plus Jakarta Sans" w:hAnsi="Plus Jakarta Sans"/>
@@ -2070,20 +1988,13 @@
     </w:p>
     <w:p>
       <w:pPr>
+        <w:pStyle w:val="ListParagraph"/>
+        <w:numPr>
+          <w:ilvl w:val="0"/>
+          <w:numId w:val="6"/>
+        </w:numPr>
         <w:spacing w:after="90" w:line="320"/>
-        <w:ind w:left="400" w:hanging="400"/>
-      </w:pPr>
-      <w:r>
-        <w:rPr>
-          <w:rFonts w:ascii="Plus Jakarta Sans" w:cs="Plus Jakarta Sans" w:eastAsia="Plus Jakarta Sans" w:hAnsi="Plus Jakarta Sans"/>
-          <w:b/>
-          <w:bCs/>
-          <w:color w:val="2D35C9"/>
-          <w:sz w:val="21"/>
-          <w:szCs w:val="21"/>
-        </w:rPr>
-        <w:t xml:space="preserve">3.  </w:t>
-      </w:r>
+      </w:pPr>
       <w:r>
         <w:rPr>
           <w:rFonts w:ascii="Plus Jakarta Sans" w:cs="Plus Jakarta Sans" w:eastAsia="Plus Jakarta Sans" w:hAnsi="Plus Jakarta Sans"/>
@@ -2107,20 +2018,13 @@
     </w:p>
     <w:p>
       <w:pPr>
+        <w:pStyle w:val="ListParagraph"/>
+        <w:numPr>
+          <w:ilvl w:val="0"/>
+          <w:numId w:val="6"/>
+        </w:numPr>
         <w:spacing w:after="90" w:line="320"/>
-        <w:ind w:left="400" w:hanging="400"/>
-      </w:pPr>
-      <w:r>
-        <w:rPr>
-          <w:rFonts w:ascii="Plus Jakarta Sans" w:cs="Plus Jakarta Sans" w:eastAsia="Plus Jakarta Sans" w:hAnsi="Plus Jakarta Sans"/>
-          <w:b/>
-          <w:bCs/>
-          <w:color w:val="2D35C9"/>
-          <w:sz w:val="21"/>
-          <w:szCs w:val="21"/>
-        </w:rPr>
-        <w:t xml:space="preserve">4.  </w:t>
-      </w:r>
+      </w:pPr>
       <w:r>
         <w:rPr>
           <w:rFonts w:ascii="Plus Jakarta Sans" w:cs="Plus Jakarta Sans" w:eastAsia="Plus Jakarta Sans" w:hAnsi="Plus Jakarta Sans"/>
@@ -2144,20 +2048,13 @@
     </w:p>
     <w:p>
       <w:pPr>
+        <w:pStyle w:val="ListParagraph"/>
+        <w:numPr>
+          <w:ilvl w:val="0"/>
+          <w:numId w:val="6"/>
+        </w:numPr>
         <w:spacing w:after="90" w:line="320"/>
-        <w:ind w:left="400" w:hanging="400"/>
-      </w:pPr>
-      <w:r>
-        <w:rPr>
-          <w:rFonts w:ascii="Plus Jakarta Sans" w:cs="Plus Jakarta Sans" w:eastAsia="Plus Jakarta Sans" w:hAnsi="Plus Jakarta Sans"/>
-          <w:b/>
-          <w:bCs/>
-          <w:color w:val="2D35C9"/>
-          <w:sz w:val="21"/>
-          <w:szCs w:val="21"/>
-        </w:rPr>
-        <w:t xml:space="preserve">5.  </w:t>
-      </w:r>
+      </w:pPr>
       <w:r>
         <w:rPr>
           <w:rFonts w:ascii="Plus Jakarta Sans" w:cs="Plus Jakarta Sans" w:eastAsia="Plus Jakarta Sans" w:hAnsi="Plus Jakarta Sans"/>
@@ -2181,20 +2078,13 @@
     </w:p>
     <w:p>
       <w:pPr>
+        <w:pStyle w:val="ListParagraph"/>
+        <w:numPr>
+          <w:ilvl w:val="0"/>
+          <w:numId w:val="6"/>
+        </w:numPr>
         <w:spacing w:after="90" w:line="320"/>
-        <w:ind w:left="400" w:hanging="400"/>
-      </w:pPr>
-      <w:r>
-        <w:rPr>
-          <w:rFonts w:ascii="Plus Jakarta Sans" w:cs="Plus Jakarta Sans" w:eastAsia="Plus Jakarta Sans" w:hAnsi="Plus Jakarta Sans"/>
-          <w:b/>
-          <w:bCs/>
-          <w:color w:val="2D35C9"/>
-          <w:sz w:val="21"/>
-          <w:szCs w:val="21"/>
-        </w:rPr>
-        <w:t xml:space="preserve">6.  </w:t>
-      </w:r>
+      </w:pPr>
       <w:r>
         <w:rPr>
           <w:rFonts w:ascii="Plus Jakarta Sans" w:cs="Plus Jakarta Sans" w:eastAsia="Plus Jakarta Sans" w:hAnsi="Plus Jakarta Sans"/>
@@ -2218,20 +2108,13 @@
     </w:p>
     <w:p>
       <w:pPr>
+        <w:pStyle w:val="ListParagraph"/>
+        <w:numPr>
+          <w:ilvl w:val="0"/>
+          <w:numId w:val="6"/>
+        </w:numPr>
         <w:spacing w:after="90" w:line="320"/>
-        <w:ind w:left="400" w:hanging="400"/>
-      </w:pPr>
-      <w:r>
-        <w:rPr>
-          <w:rFonts w:ascii="Plus Jakarta Sans" w:cs="Plus Jakarta Sans" w:eastAsia="Plus Jakarta Sans" w:hAnsi="Plus Jakarta Sans"/>
-          <w:b/>
-          <w:bCs/>
-          <w:color w:val="2D35C9"/>
-          <w:sz w:val="21"/>
-          <w:szCs w:val="21"/>
-        </w:rPr>
-        <w:t xml:space="preserve">7.  </w:t>
-      </w:r>
+      </w:pPr>
       <w:r>
         <w:rPr>
           <w:rFonts w:ascii="Plus Jakarta Sans" w:cs="Plus Jakarta Sans" w:eastAsia="Plus Jakarta Sans" w:hAnsi="Plus Jakarta Sans"/>
@@ -2255,20 +2138,13 @@
     </w:p>
     <w:p>
       <w:pPr>
+        <w:pStyle w:val="ListParagraph"/>
+        <w:numPr>
+          <w:ilvl w:val="0"/>
+          <w:numId w:val="6"/>
+        </w:numPr>
         <w:spacing w:after="90" w:line="320"/>
-        <w:ind w:left="400" w:hanging="400"/>
-      </w:pPr>
-      <w:r>
-        <w:rPr>
-          <w:rFonts w:ascii="Plus Jakarta Sans" w:cs="Plus Jakarta Sans" w:eastAsia="Plus Jakarta Sans" w:hAnsi="Plus Jakarta Sans"/>
-          <w:b/>
-          <w:bCs/>
-          <w:color w:val="2D35C9"/>
-          <w:sz w:val="21"/>
-          <w:szCs w:val="21"/>
-        </w:rPr>
-        <w:t xml:space="preserve">8.  </w:t>
-      </w:r>
+      </w:pPr>
       <w:r>
         <w:rPr>
           <w:rFonts w:ascii="Plus Jakarta Sans" w:cs="Plus Jakarta Sans" w:eastAsia="Plus Jakarta Sans" w:hAnsi="Plus Jakarta Sans"/>
@@ -2292,20 +2168,13 @@
     </w:p>
     <w:p>
       <w:pPr>
+        <w:pStyle w:val="ListParagraph"/>
+        <w:numPr>
+          <w:ilvl w:val="0"/>
+          <w:numId w:val="6"/>
+        </w:numPr>
         <w:spacing w:after="90" w:line="320"/>
-        <w:ind w:left="400" w:hanging="400"/>
-      </w:pPr>
-      <w:r>
-        <w:rPr>
-          <w:rFonts w:ascii="Plus Jakarta Sans" w:cs="Plus Jakarta Sans" w:eastAsia="Plus Jakarta Sans" w:hAnsi="Plus Jakarta Sans"/>
-          <w:b/>
-          <w:bCs/>
-          <w:color w:val="2D35C9"/>
-          <w:sz w:val="21"/>
-          <w:szCs w:val="21"/>
-        </w:rPr>
-        <w:t xml:space="preserve">9.  </w:t>
-      </w:r>
+      </w:pPr>
       <w:r>
         <w:rPr>
           <w:rFonts w:ascii="Plus Jakarta Sans" w:cs="Plus Jakarta Sans" w:eastAsia="Plus Jakarta Sans" w:hAnsi="Plus Jakarta Sans"/>
@@ -2329,20 +2198,13 @@
     </w:p>
     <w:p>
       <w:pPr>
-        <w:spacing w:after="90" w:line="320"/>
-        <w:ind w:left="400" w:hanging="400"/>
-      </w:pPr>
-      <w:r>
-        <w:rPr>
-          <w:rFonts w:ascii="Plus Jakarta Sans" w:cs="Plus Jakarta Sans" w:eastAsia="Plus Jakarta Sans" w:hAnsi="Plus Jakarta Sans"/>
-          <w:b/>
-          <w:bCs/>
-          <w:color w:val="2D35C9"/>
-          <w:sz w:val="21"/>
-          <w:szCs w:val="21"/>
-        </w:rPr>
-        <w:t xml:space="preserve">10.  </w:t>
-      </w:r>
+        <w:pStyle w:val="ListParagraph"/>
+        <w:numPr>
+          <w:ilvl w:val="0"/>
+          <w:numId w:val="6"/>
+        </w:numPr>
+        <w:spacing w:after="140" w:line="320"/>
+      </w:pPr>
       <w:r>
         <w:rPr>
           <w:rFonts w:ascii="Plus Jakarta Sans" w:cs="Plus Jakarta Sans" w:eastAsia="Plus Jakarta Sans" w:hAnsi="Plus Jakarta Sans"/>
@@ -2399,7 +2261,7 @@
       </w:pPr>
       <w:r>
         <w:rPr>
-          <w:rFonts w:ascii="Chillax" w:cs="Chillax" w:eastAsia="Chillax" w:hAnsi="Chillax"/>
+          <w:rFonts w:ascii="Plus Jakarta Sans" w:cs="Plus Jakarta Sans" w:eastAsia="Plus Jakarta Sans" w:hAnsi="Plus Jakarta Sans"/>
           <w:b/>
           <w:bCs/>
           <w:color w:val="2D35C9"/>
@@ -2425,20 +2287,13 @@
     </w:p>
     <w:p>
       <w:pPr>
+        <w:pStyle w:val="ListParagraph"/>
+        <w:numPr>
+          <w:ilvl w:val="0"/>
+          <w:numId w:val="7"/>
+        </w:numPr>
         <w:spacing w:after="90" w:line="320"/>
-        <w:ind w:left="400" w:hanging="400"/>
-      </w:pPr>
-      <w:r>
-        <w:rPr>
-          <w:rFonts w:ascii="Plus Jakarta Sans" w:cs="Plus Jakarta Sans" w:eastAsia="Plus Jakarta Sans" w:hAnsi="Plus Jakarta Sans"/>
-          <w:b/>
-          <w:bCs/>
-          <w:color w:val="2D35C9"/>
-          <w:sz w:val="21"/>
-          <w:szCs w:val="21"/>
-        </w:rPr>
-        <w:t xml:space="preserve">1.  </w:t>
-      </w:r>
+      </w:pPr>
       <w:r>
         <w:rPr>
           <w:rFonts w:ascii="Plus Jakarta Sans" w:cs="Plus Jakarta Sans" w:eastAsia="Plus Jakarta Sans" w:hAnsi="Plus Jakarta Sans"/>
@@ -2453,20 +2308,13 @@
     </w:p>
     <w:p>
       <w:pPr>
+        <w:pStyle w:val="ListParagraph"/>
+        <w:numPr>
+          <w:ilvl w:val="0"/>
+          <w:numId w:val="7"/>
+        </w:numPr>
         <w:spacing w:after="90" w:line="320"/>
-        <w:ind w:left="400" w:hanging="400"/>
-      </w:pPr>
-      <w:r>
-        <w:rPr>
-          <w:rFonts w:ascii="Plus Jakarta Sans" w:cs="Plus Jakarta Sans" w:eastAsia="Plus Jakarta Sans" w:hAnsi="Plus Jakarta Sans"/>
-          <w:b/>
-          <w:bCs/>
-          <w:color w:val="2D35C9"/>
-          <w:sz w:val="21"/>
-          <w:szCs w:val="21"/>
-        </w:rPr>
-        <w:t xml:space="preserve">2.  </w:t>
-      </w:r>
+      </w:pPr>
       <w:r>
         <w:rPr>
           <w:rFonts w:ascii="Plus Jakarta Sans" w:cs="Plus Jakarta Sans" w:eastAsia="Plus Jakarta Sans" w:hAnsi="Plus Jakarta Sans"/>
@@ -2490,20 +2338,13 @@
     </w:p>
     <w:p>
       <w:pPr>
+        <w:pStyle w:val="ListParagraph"/>
+        <w:numPr>
+          <w:ilvl w:val="0"/>
+          <w:numId w:val="7"/>
+        </w:numPr>
         <w:spacing w:after="90" w:line="320"/>
-        <w:ind w:left="400" w:hanging="400"/>
-      </w:pPr>
-      <w:r>
-        <w:rPr>
-          <w:rFonts w:ascii="Plus Jakarta Sans" w:cs="Plus Jakarta Sans" w:eastAsia="Plus Jakarta Sans" w:hAnsi="Plus Jakarta Sans"/>
-          <w:b/>
-          <w:bCs/>
-          <w:color w:val="2D35C9"/>
-          <w:sz w:val="21"/>
-          <w:szCs w:val="21"/>
-        </w:rPr>
-        <w:t xml:space="preserve">3.  </w:t>
-      </w:r>
+      </w:pPr>
       <w:r>
         <w:rPr>
           <w:rFonts w:ascii="Plus Jakarta Sans" w:cs="Plus Jakarta Sans" w:eastAsia="Plus Jakarta Sans" w:hAnsi="Plus Jakarta Sans"/>
@@ -2518,20 +2359,13 @@
     </w:p>
     <w:p>
       <w:pPr>
+        <w:pStyle w:val="ListParagraph"/>
+        <w:numPr>
+          <w:ilvl w:val="0"/>
+          <w:numId w:val="7"/>
+        </w:numPr>
         <w:spacing w:after="90" w:line="320"/>
-        <w:ind w:left="400" w:hanging="400"/>
-      </w:pPr>
-      <w:r>
-        <w:rPr>
-          <w:rFonts w:ascii="Plus Jakarta Sans" w:cs="Plus Jakarta Sans" w:eastAsia="Plus Jakarta Sans" w:hAnsi="Plus Jakarta Sans"/>
-          <w:b/>
-          <w:bCs/>
-          <w:color w:val="2D35C9"/>
-          <w:sz w:val="21"/>
-          <w:szCs w:val="21"/>
-        </w:rPr>
-        <w:t xml:space="preserve">4.  </w:t>
-      </w:r>
+      </w:pPr>
       <w:r>
         <w:rPr>
           <w:rFonts w:ascii="Plus Jakarta Sans" w:cs="Plus Jakarta Sans" w:eastAsia="Plus Jakarta Sans" w:hAnsi="Plus Jakarta Sans"/>
@@ -2555,20 +2389,13 @@
     </w:p>
     <w:p>
       <w:pPr>
-        <w:spacing w:after="90" w:line="320"/>
-        <w:ind w:left="400" w:hanging="400"/>
-      </w:pPr>
-      <w:r>
-        <w:rPr>
-          <w:rFonts w:ascii="Plus Jakarta Sans" w:cs="Plus Jakarta Sans" w:eastAsia="Plus Jakarta Sans" w:hAnsi="Plus Jakarta Sans"/>
-          <w:b/>
-          <w:bCs/>
-          <w:color w:val="2D35C9"/>
-          <w:sz w:val="21"/>
-          <w:szCs w:val="21"/>
-        </w:rPr>
-        <w:t xml:space="preserve">5.  </w:t>
-      </w:r>
+        <w:pStyle w:val="ListParagraph"/>
+        <w:numPr>
+          <w:ilvl w:val="0"/>
+          <w:numId w:val="7"/>
+        </w:numPr>
+        <w:spacing w:after="140" w:line="320"/>
+      </w:pPr>
       <w:r>
         <w:rPr>
           <w:rFonts w:ascii="Plus Jakarta Sans" w:cs="Plus Jakarta Sans" w:eastAsia="Plus Jakarta Sans" w:hAnsi="Plus Jakarta Sans"/>
@@ -2616,7 +2443,7 @@
       </w:pPr>
       <w:r>
         <w:rPr>
-          <w:rFonts w:ascii="Chillax" w:cs="Chillax" w:eastAsia="Chillax" w:hAnsi="Chillax"/>
+          <w:rFonts w:ascii="Plus Jakarta Sans" w:cs="Plus Jakarta Sans" w:eastAsia="Plus Jakarta Sans" w:hAnsi="Plus Jakarta Sans"/>
           <w:b/>
           <w:bCs/>
           <w:color w:val="2D35C9"/>
@@ -2786,7 +2613,7 @@
       </w:pPr>
       <w:r>
         <w:rPr>
-          <w:rFonts w:ascii="Chillax" w:cs="Chillax" w:eastAsia="Chillax" w:hAnsi="Chillax"/>
+          <w:rFonts w:ascii="Plus Jakarta Sans" w:cs="Plus Jakarta Sans" w:eastAsia="Plus Jakarta Sans" w:hAnsi="Plus Jakarta Sans"/>
           <w:b/>
           <w:bCs/>
           <w:color w:val="2D35C9"/>
@@ -2942,7 +2769,7 @@
       </w:pPr>
       <w:r>
         <w:rPr>
-          <w:rFonts w:ascii="Chillax" w:cs="Chillax" w:eastAsia="Chillax" w:hAnsi="Chillax"/>
+          <w:rFonts w:ascii="Plus Jakarta Sans" w:cs="Plus Jakarta Sans" w:eastAsia="Plus Jakarta Sans" w:hAnsi="Plus Jakarta Sans"/>
           <w:b/>
           <w:bCs/>
           <w:color w:val="2D35C9"/>
@@ -3040,7 +2867,7 @@
       </w:pPr>
       <w:r>
         <w:rPr>
-          <w:rFonts w:ascii="Chillax" w:cs="Chillax" w:eastAsia="Chillax" w:hAnsi="Chillax"/>
+          <w:rFonts w:ascii="Plus Jakarta Sans" w:cs="Plus Jakarta Sans" w:eastAsia="Plus Jakarta Sans" w:hAnsi="Plus Jakarta Sans"/>
           <w:b/>
           <w:bCs/>
           <w:color w:val="2D35C9"/>
@@ -3165,7 +2992,7 @@
           <w:ilvl w:val="0"/>
           <w:numId w:val="2"/>
         </w:numPr>
-        <w:spacing w:after="90" w:line="320"/>
+        <w:spacing w:after="140" w:line="320"/>
       </w:pPr>
       <w:r>
         <w:rPr>
@@ -3198,7 +3025,7 @@
       </w:pPr>
       <w:r>
         <w:rPr>
-          <w:rFonts w:ascii="Chillax" w:cs="Chillax" w:eastAsia="Chillax" w:hAnsi="Chillax"/>
+          <w:rFonts w:ascii="Plus Jakarta Sans" w:cs="Plus Jakarta Sans" w:eastAsia="Plus Jakarta Sans" w:hAnsi="Plus Jakarta Sans"/>
           <w:b/>
           <w:bCs/>
           <w:color w:val="2D35C9"/>
@@ -3224,20 +3051,13 @@
     </w:p>
     <w:p>
       <w:pPr>
+        <w:pStyle w:val="ListParagraph"/>
+        <w:numPr>
+          <w:ilvl w:val="0"/>
+          <w:numId w:val="8"/>
+        </w:numPr>
         <w:spacing w:after="90" w:line="320"/>
-        <w:ind w:left="400" w:hanging="400"/>
-      </w:pPr>
-      <w:r>
-        <w:rPr>
-          <w:rFonts w:ascii="Plus Jakarta Sans" w:cs="Plus Jakarta Sans" w:eastAsia="Plus Jakarta Sans" w:hAnsi="Plus Jakarta Sans"/>
-          <w:b/>
-          <w:bCs/>
-          <w:color w:val="2D35C9"/>
-          <w:sz w:val="21"/>
-          <w:szCs w:val="21"/>
-        </w:rPr>
-        <w:t xml:space="preserve">1.  </w:t>
-      </w:r>
+      </w:pPr>
       <w:r>
         <w:rPr>
           <w:rFonts w:ascii="Plus Jakarta Sans" w:cs="Plus Jakarta Sans" w:eastAsia="Plus Jakarta Sans" w:hAnsi="Plus Jakarta Sans"/>
@@ -3250,20 +3070,13 @@
     </w:p>
     <w:p>
       <w:pPr>
+        <w:pStyle w:val="ListParagraph"/>
+        <w:numPr>
+          <w:ilvl w:val="0"/>
+          <w:numId w:val="8"/>
+        </w:numPr>
         <w:spacing w:after="90" w:line="320"/>
-        <w:ind w:left="400" w:hanging="400"/>
-      </w:pPr>
-      <w:r>
-        <w:rPr>
-          <w:rFonts w:ascii="Plus Jakarta Sans" w:cs="Plus Jakarta Sans" w:eastAsia="Plus Jakarta Sans" w:hAnsi="Plus Jakarta Sans"/>
-          <w:b/>
-          <w:bCs/>
-          <w:color w:val="2D35C9"/>
-          <w:sz w:val="21"/>
-          <w:szCs w:val="21"/>
-        </w:rPr>
-        <w:t xml:space="preserve">2.  </w:t>
-      </w:r>
+      </w:pPr>
       <w:r>
         <w:rPr>
           <w:rFonts w:ascii="Plus Jakarta Sans" w:cs="Plus Jakarta Sans" w:eastAsia="Plus Jakarta Sans" w:hAnsi="Plus Jakarta Sans"/>
@@ -3276,20 +3089,13 @@
     </w:p>
     <w:p>
       <w:pPr>
+        <w:pStyle w:val="ListParagraph"/>
+        <w:numPr>
+          <w:ilvl w:val="0"/>
+          <w:numId w:val="8"/>
+        </w:numPr>
         <w:spacing w:after="90" w:line="320"/>
-        <w:ind w:left="400" w:hanging="400"/>
-      </w:pPr>
-      <w:r>
-        <w:rPr>
-          <w:rFonts w:ascii="Plus Jakarta Sans" w:cs="Plus Jakarta Sans" w:eastAsia="Plus Jakarta Sans" w:hAnsi="Plus Jakarta Sans"/>
-          <w:b/>
-          <w:bCs/>
-          <w:color w:val="2D35C9"/>
-          <w:sz w:val="21"/>
-          <w:szCs w:val="21"/>
-        </w:rPr>
-        <w:t xml:space="preserve">3.  </w:t>
-      </w:r>
+      </w:pPr>
       <w:r>
         <w:rPr>
           <w:rFonts w:ascii="Plus Jakarta Sans" w:cs="Plus Jakarta Sans" w:eastAsia="Plus Jakarta Sans" w:hAnsi="Plus Jakarta Sans"/>
@@ -3302,20 +3108,13 @@
     </w:p>
     <w:p>
       <w:pPr>
-        <w:spacing w:after="90" w:line="320"/>
-        <w:ind w:left="400" w:hanging="400"/>
-      </w:pPr>
-      <w:r>
-        <w:rPr>
-          <w:rFonts w:ascii="Plus Jakarta Sans" w:cs="Plus Jakarta Sans" w:eastAsia="Plus Jakarta Sans" w:hAnsi="Plus Jakarta Sans"/>
-          <w:b/>
-          <w:bCs/>
-          <w:color w:val="2D35C9"/>
-          <w:sz w:val="21"/>
-          <w:szCs w:val="21"/>
-        </w:rPr>
-        <w:t xml:space="preserve">4.  </w:t>
-      </w:r>
+        <w:pStyle w:val="ListParagraph"/>
+        <w:numPr>
+          <w:ilvl w:val="0"/>
+          <w:numId w:val="8"/>
+        </w:numPr>
+        <w:spacing w:after="140" w:line="320"/>
+      </w:pPr>
       <w:r>
         <w:rPr>
           <w:rFonts w:ascii="Plus Jakarta Sans" w:cs="Plus Jakarta Sans" w:eastAsia="Plus Jakarta Sans" w:hAnsi="Plus Jakarta Sans"/>
@@ -3347,7 +3146,7 @@
       </w:pPr>
       <w:r>
         <w:rPr>
-          <w:rFonts w:ascii="Chillax" w:cs="Chillax" w:eastAsia="Chillax" w:hAnsi="Chillax"/>
+          <w:rFonts w:ascii="Plus Jakarta Sans" w:cs="Plus Jakarta Sans" w:eastAsia="Plus Jakarta Sans" w:hAnsi="Plus Jakarta Sans"/>
           <w:b/>
           <w:bCs/>
           <w:color w:val="2D35C9"/>
@@ -3387,16 +3186,16 @@
     </w:p>
     <w:p>
       <w:pPr>
-        <w:spacing w:after="140" w:line="320"/>
-      </w:pPr>
-      <w:r>
-        <w:rPr>
-          <w:rFonts w:ascii="Plus Jakarta Sans" w:cs="Plus Jakarta Sans" w:eastAsia="Plus Jakarta Sans" w:hAnsi="Plus Jakarta Sans"/>
-          <w:color w:val="1A1510"/>
-          <w:sz w:val="21"/>
-          <w:szCs w:val="21"/>
-        </w:rPr>
-        <w:t xml:space="preserve">The table below records [ORGANISATION]'s own policy versions. The template's version and the date it was last checked against UK law and ICO guidance are in the footer of every page. They are not the same number, and a template update does not renumber your policy.</w:t>
+        <w:spacing w:after="360" w:line="320"/>
+      </w:pPr>
+      <w:r>
+        <w:rPr>
+          <w:rFonts w:ascii="Plus Jakarta Sans" w:cs="Plus Jakarta Sans" w:eastAsia="Plus Jakarta Sans" w:hAnsi="Plus Jakarta Sans"/>
+          <w:color w:val="1A1510"/>
+          <w:sz w:val="21"/>
+          <w:szCs w:val="21"/>
+        </w:rPr>
+        <w:t>The table below records [ORGANISATION]'s own policy versions. The date this template was last checked against UK law and ICO guidance is in the footer of every page. Adopting a newer template does not renumber your policy.</w:t>
       </w:r>
     </w:p>
     <w:tbl>
@@ -3642,13 +3441,16 @@
     </w:tbl>
     <w:p>
       <w:pPr>
-        <w:spacing w:after="200"/>
-      </w:pPr>
-    </w:p>
-    <w:p>
-      <w:pPr>
-        <w:spacing w:after="0" w:before="360"/>
-      </w:pPr>
+        <w:spacing w:before="180" w:after="180"/>
+        <w:rPr>
+          <w:sz w:val="2"/>
+        </w:rPr>
+      </w:pPr>
+      <w:r>
+        <w:rPr>
+          <w:sz w:val="2"/>
+        </w:rPr>
+      </w:r>
     </w:p>
     <w:tbl>
       <w:tblPr>
@@ -3683,7 +3485,7 @@
             </w:pPr>
             <w:r>
               <w:rPr>
-                <w:rFonts w:ascii="Chillax" w:cs="Chillax" w:eastAsia="Chillax" w:hAnsi="Chillax"/>
+                <w:rFonts w:ascii="Plus Jakarta Sans" w:cs="Plus Jakarta Sans" w:eastAsia="Plus Jakarta Sans" w:hAnsi="Plus Jakarta Sans"/>
                 <w:b/>
                 <w:bCs/>
                 <w:color w:val="2D35C9"/>
@@ -3742,10 +3544,8 @@
     </w:tbl>
     <w:p>
       <w:pPr>
-        <w:spacing w:after="200"/>
-      </w:pPr>
-    </w:p>
-    <w:p>
+        <w:spacing w:before="360"/>
+      </w:pPr>
       <w:r>
         <w:br w:type="page"/>
       </w:r>
@@ -3757,7 +3557,7 @@
       </w:pPr>
       <w:r>
         <w:rPr>
-          <w:rFonts w:ascii="Chillax" w:cs="Chillax" w:eastAsia="Chillax" w:hAnsi="Chillax"/>
+          <w:rFonts w:ascii="Plus Jakarta Sans" w:cs="Plus Jakarta Sans" w:eastAsia="Plus Jakarta Sans" w:hAnsi="Plus Jakarta Sans"/>
           <w:b/>
           <w:bCs/>
           <w:color w:val="2D35C9"/>
@@ -3828,7 +3628,7 @@
     </w:p>
     <w:p>
       <w:pPr>
-        <w:spacing w:after="140" w:line="320"/>
+        <w:spacing w:after="360" w:line="320"/>
       </w:pPr>
       <w:r>
         <w:rPr>
@@ -4536,12 +4336,7 @@
     </w:tbl>
     <w:p>
       <w:pPr>
-        <w:spacing w:after="200"/>
-      </w:pPr>
-    </w:p>
-    <w:p>
-      <w:pPr>
-        <w:spacing w:after="140" w:line="320"/>
+        <w:spacing w:after="140" w:line="320" w:before="360"/>
       </w:pPr>
       <w:r>
         <w:rPr>
@@ -4621,7 +4416,7 @@
       </w:pPr>
       <w:r>
         <w:rPr>
-          <w:rFonts w:ascii="Chillax" w:cs="Chillax" w:eastAsia="Chillax" w:hAnsi="Chillax"/>
+          <w:rFonts w:ascii="Plus Jakarta Sans" w:cs="Plus Jakarta Sans" w:eastAsia="Plus Jakarta Sans" w:hAnsi="Plus Jakarta Sans"/>
           <w:b/>
           <w:bCs/>
           <w:color w:val="2D35C9"/>
@@ -4661,20 +4456,13 @@
     </w:p>
     <w:p>
       <w:pPr>
+        <w:pStyle w:val="ListParagraph"/>
+        <w:numPr>
+          <w:ilvl w:val="0"/>
+          <w:numId w:val="9"/>
+        </w:numPr>
         <w:spacing w:after="90" w:line="320"/>
-        <w:ind w:left="400" w:hanging="400"/>
-      </w:pPr>
-      <w:r>
-        <w:rPr>
-          <w:rFonts w:ascii="Plus Jakarta Sans" w:cs="Plus Jakarta Sans" w:eastAsia="Plus Jakarta Sans" w:hAnsi="Plus Jakarta Sans"/>
-          <w:b/>
-          <w:bCs/>
-          <w:color w:val="2D35C9"/>
-          <w:sz w:val="21"/>
-          <w:szCs w:val="21"/>
-        </w:rPr>
-        <w:t xml:space="preserve">1.  </w:t>
-      </w:r>
+      </w:pPr>
       <w:r>
         <w:rPr>
           <w:rFonts w:ascii="Plus Jakarta Sans" w:cs="Plus Jakarta Sans" w:eastAsia="Plus Jakarta Sans" w:hAnsi="Plus Jakarta Sans"/>
@@ -4687,20 +4475,13 @@
     </w:p>
     <w:p>
       <w:pPr>
+        <w:pStyle w:val="ListParagraph"/>
+        <w:numPr>
+          <w:ilvl w:val="0"/>
+          <w:numId w:val="9"/>
+        </w:numPr>
         <w:spacing w:after="90" w:line="320"/>
-        <w:ind w:left="400" w:hanging="400"/>
-      </w:pPr>
-      <w:r>
-        <w:rPr>
-          <w:rFonts w:ascii="Plus Jakarta Sans" w:cs="Plus Jakarta Sans" w:eastAsia="Plus Jakarta Sans" w:hAnsi="Plus Jakarta Sans"/>
-          <w:b/>
-          <w:bCs/>
-          <w:color w:val="2D35C9"/>
-          <w:sz w:val="21"/>
-          <w:szCs w:val="21"/>
-        </w:rPr>
-        <w:t xml:space="preserve">2.  </w:t>
-      </w:r>
+      </w:pPr>
       <w:r>
         <w:rPr>
           <w:rFonts w:ascii="Plus Jakarta Sans" w:cs="Plus Jakarta Sans" w:eastAsia="Plus Jakarta Sans" w:hAnsi="Plus Jakarta Sans"/>
@@ -4713,20 +4494,13 @@
     </w:p>
     <w:p>
       <w:pPr>
-        <w:spacing w:after="90" w:line="320"/>
-        <w:ind w:left="400" w:hanging="400"/>
-      </w:pPr>
-      <w:r>
-        <w:rPr>
-          <w:rFonts w:ascii="Plus Jakarta Sans" w:cs="Plus Jakarta Sans" w:eastAsia="Plus Jakarta Sans" w:hAnsi="Plus Jakarta Sans"/>
-          <w:b/>
-          <w:bCs/>
-          <w:color w:val="2D35C9"/>
-          <w:sz w:val="21"/>
-          <w:szCs w:val="21"/>
-        </w:rPr>
-        <w:t xml:space="preserve">3.  </w:t>
-      </w:r>
+        <w:pStyle w:val="ListParagraph"/>
+        <w:numPr>
+          <w:ilvl w:val="0"/>
+          <w:numId w:val="9"/>
+        </w:numPr>
+        <w:spacing w:after="140" w:line="320"/>
+      </w:pPr>
       <w:r>
         <w:rPr>
           <w:rFonts w:ascii="Plus Jakarta Sans" w:cs="Plus Jakarta Sans" w:eastAsia="Plus Jakarta Sans" w:hAnsi="Plus Jakarta Sans"/>
@@ -4853,7 +4627,7 @@
         <w:sz w:val="16"/>
         <w:szCs w:val="16"/>
       </w:rPr>
-      <w:t xml:space="preserve">AI Use Policy template v1.0  ·  Jasmin Aziz  ·  theeditai.co.uk/policy-template  ·  Last checked 25 Aug 2026        </w:t>
+      <w:t xml:space="preserve">AI Use Policy template  ·  Jasmin Aziz  ·  theeditai.co.uk/policy-template  ·  Last checked 25 Aug 2026        </w:t>
     </w:r>
     <w:r>
       <w:rPr>
@@ -4910,90 +4684,6 @@
 
 <file path=word/numbering.xml><?xml version="1.0" encoding="utf-8"?>
 <w:numbering xmlns:wpc="http://schemas.microsoft.com/office/word/2010/wordprocessingCanvas" xmlns:mc="http://schemas.openxmlformats.org/markup-compatibility/2006" xmlns:o="urn:schemas-microsoft-com:office:office" xmlns:r="http://schemas.openxmlformats.org/officeDocument/2006/relationships" xmlns:m="http://schemas.openxmlformats.org/officeDocument/2006/math" xmlns:v="urn:schemas-microsoft-com:vml" xmlns:wp14="http://schemas.microsoft.com/office/word/2010/wordprocessingDrawing" xmlns:wp="http://schemas.openxmlformats.org/drawingml/2006/wordprocessingDrawing" xmlns:w10="urn:schemas-microsoft-com:office:word" xmlns:w="http://schemas.openxmlformats.org/wordprocessingml/2006/main" xmlns:w14="http://schemas.microsoft.com/office/word/2010/wordml" xmlns:w15="http://schemas.microsoft.com/office/word/2012/wordml" xmlns:wpg="http://schemas.microsoft.com/office/word/2010/wordprocessingGroup" xmlns:wpi="http://schemas.microsoft.com/office/word/2010/wordprocessingInk" xmlns:wne="http://schemas.microsoft.com/office/word/2006/wordml" xmlns:wps="http://schemas.microsoft.com/office/word/2010/wordprocessingShape" mc:Ignorable="w14 w15 wp14">
-  <w:abstractNum w:abstractNumId="1" w15:restartNumberingAfterBreak="0">
-    <w:multiLevelType w:val="hybridMultilevel"/>
-    <w:lvl w:ilvl="0" w15:tentative="1">
-      <w:start w:val="1"/>
-      <w:numFmt w:val="bullet"/>
-      <w:lvlText w:val="●"/>
-      <w:lvlJc w:val="left"/>
-      <w:pPr>
-        <w:ind w:left="720" w:hanging="360"/>
-      </w:pPr>
-    </w:lvl>
-    <w:lvl w:ilvl="1" w15:tentative="1">
-      <w:start w:val="1"/>
-      <w:numFmt w:val="bullet"/>
-      <w:lvlText w:val="○"/>
-      <w:lvlJc w:val="left"/>
-      <w:pPr>
-        <w:ind w:left="1440" w:hanging="360"/>
-      </w:pPr>
-    </w:lvl>
-    <w:lvl w:ilvl="2" w15:tentative="1">
-      <w:start w:val="1"/>
-      <w:numFmt w:val="bullet"/>
-      <w:lvlText w:val="■"/>
-      <w:lvlJc w:val="left"/>
-      <w:pPr>
-        <w:ind w:left="2160" w:hanging="360"/>
-      </w:pPr>
-    </w:lvl>
-    <w:lvl w:ilvl="3" w15:tentative="1">
-      <w:start w:val="1"/>
-      <w:numFmt w:val="bullet"/>
-      <w:lvlText w:val="●"/>
-      <w:lvlJc w:val="left"/>
-      <w:pPr>
-        <w:ind w:left="2880" w:hanging="360"/>
-      </w:pPr>
-    </w:lvl>
-    <w:lvl w:ilvl="4" w15:tentative="1">
-      <w:start w:val="1"/>
-      <w:numFmt w:val="bullet"/>
-      <w:lvlText w:val="○"/>
-      <w:lvlJc w:val="left"/>
-      <w:pPr>
-        <w:ind w:left="3600" w:hanging="360"/>
-      </w:pPr>
-    </w:lvl>
-    <w:lvl w:ilvl="5" w15:tentative="1">
-      <w:start w:val="1"/>
-      <w:numFmt w:val="bullet"/>
-      <w:lvlText w:val="■"/>
-      <w:lvlJc w:val="left"/>
-      <w:pPr>
-        <w:ind w:left="4320" w:hanging="360"/>
-      </w:pPr>
-    </w:lvl>
-    <w:lvl w:ilvl="6" w15:tentative="1">
-      <w:start w:val="1"/>
-      <w:numFmt w:val="bullet"/>
-      <w:lvlText w:val="●"/>
-      <w:lvlJc w:val="left"/>
-      <w:pPr>
-        <w:ind w:left="5040" w:hanging="360"/>
-      </w:pPr>
-    </w:lvl>
-    <w:lvl w:ilvl="7" w15:tentative="1">
-      <w:start w:val="1"/>
-      <w:numFmt w:val="bullet"/>
-      <w:lvlText w:val="●"/>
-      <w:lvlJc w:val="left"/>
-      <w:pPr>
-        <w:ind w:left="5760" w:hanging="360"/>
-      </w:pPr>
-    </w:lvl>
-    <w:lvl w:ilvl="8" w15:tentative="1">
-      <w:start w:val="1"/>
-      <w:numFmt w:val="bullet"/>
-      <w:lvlText w:val="●"/>
-      <w:lvlJc w:val="left"/>
-      <w:pPr>
-        <w:ind w:left="6480" w:hanging="360"/>
-      </w:pPr>
-    </w:lvl>
-  </w:abstractNum>
   <w:abstractNum w:abstractNumId="2" w15:restartNumberingAfterBreak="0">
     <w:multiLevelType w:val="hybridMultilevel"/>
     <w:lvl w:ilvl="0" w15:tentative="1">
@@ -5009,14 +4699,62 @@
       </w:rPr>
     </w:lvl>
   </w:abstractNum>
-  <w:num w:numId="1">
-    <w:abstractNumId w:val="1"/>
+  <w:abstractNum w:abstractNumId="3">
+    <w:multiLevelType w:val="hybridMultilevel"/>
+    <w:lvl w:ilvl="0">
+      <w:start w:val="1"/>
+      <w:numFmt w:val="decimal"/>
+      <w:lvlText w:val="%1."/>
+      <w:lvlJc w:val="left"/>
+      <w:pPr>
+        <w:ind w:left="560" w:hanging="380"/>
+      </w:pPr>
+      <w:rPr>
+        <w:rFonts w:ascii="Plus Jakarta Sans" w:hAnsi="Plus Jakarta Sans" w:cs="Plus Jakarta Sans" w:eastAsia="Plus Jakarta Sans"/>
+        <w:b/>
+        <w:color w:val="2D35C9"/>
+        <w:sz w:val="21"/>
+      </w:rPr>
+    </w:lvl>
+  </w:abstractNum>
+  <w:num w:numId="2">
+    <w:abstractNumId w:val="2"/>
     <w:lvlOverride w:ilvl="0">
       <w:startOverride w:val="1"/>
     </w:lvlOverride>
   </w:num>
-  <w:num w:numId="2">
-    <w:abstractNumId w:val="2"/>
+  <w:num w:numId="4">
+    <w:abstractNumId w:val="3"/>
+    <w:lvlOverride w:ilvl="0">
+      <w:startOverride w:val="1"/>
+    </w:lvlOverride>
+  </w:num>
+  <w:num w:numId="5">
+    <w:abstractNumId w:val="3"/>
+    <w:lvlOverride w:ilvl="0">
+      <w:startOverride w:val="1"/>
+    </w:lvlOverride>
+  </w:num>
+  <w:num w:numId="6">
+    <w:abstractNumId w:val="3"/>
+    <w:lvlOverride w:ilvl="0">
+      <w:startOverride w:val="1"/>
+    </w:lvlOverride>
+  </w:num>
+  <w:num w:numId="7">
+    <w:abstractNumId w:val="3"/>
+    <w:lvlOverride w:ilvl="0">
+      <w:startOverride w:val="1"/>
+    </w:lvlOverride>
+  </w:num>
+  <w:num w:numId="8">
+    <w:abstractNumId w:val="3"/>
+    <w:lvlOverride w:ilvl="0">
+      <w:startOverride w:val="1"/>
+    </w:lvlOverride>
+  </w:num>
+  <w:num w:numId="9">
+    <w:abstractNumId w:val="3"/>
     <w:lvlOverride w:ilvl="0">
       <w:startOverride w:val="1"/>
     </w:lvlOverride>
